--- a/papers/paper3/paper3_v1.docx
+++ b/papers/paper3/paper3_v1.docx
@@ -21,7 +21,7 @@
         <w:pStyle w:val="Author"/>
       </w:pPr>
       <w:r>
-        <w:t xml:space="preserve">David Kirsch</w:t>
+        <w:t xml:space="preserve">David E. Kirsch</w:t>
       </w:r>
       <w:r>
         <w:rPr>
@@ -4866,7 +4866,28 @@
         <w:pStyle w:val="FirstParagraph"/>
       </w:pPr>
       <w:r>
-        <w:t xml:space="preserve">Institutions default to additive resource allocation. Treatment-as-usual programs distribute services additively. Austerity cuts proportionally across dimensions. The Washington Consensus prescribed broad-based reform without prioritizing binding constraints. In each case, the multiplicative model predicts suboptimal outcomes when any dimension is near zero, and the evidence confirms.</w:t>
+        <w:t xml:space="preserve">Institutions default to additive resource allocation. Treatment-as-usual programs distribute services additively. Austerity cuts proportionally across dimensions. The Washington Consensus prescribed broad-based reform without prioritizing binding constraints. In each case, the multiplicative model predicts suboptimal outcomes when any dimension is near zero, and the evidence confirms. A systematic audit of composite indices</w:t>
+      </w:r>
+      <w:r>
+        <w:t xml:space="preserve"> </w:t>
+      </w:r>
+      <w:r>
+        <w:t xml:space="preserve"> </w:t>
+      </w:r>
+      <w:r>
+        <w:t xml:space="preserve">quantifies this pattern: in the V-Dem democracy dataset, 9.6% of country-year observations are classified as</w:t>
+      </w:r>
+      <w:r>
+        <w:t xml:space="preserve"> </w:t>
+      </w:r>
+      <w:r>
+        <w:t xml:space="preserve">“democratic”</w:t>
+      </w:r>
+      <w:r>
+        <w:t xml:space="preserve"> </w:t>
+      </w:r>
+      <w:r>
+        <w:t xml:space="preserve">by the additive index despite having a collapsed dimension, and these countries remain autocratic 91% of the time—the additive default does not merely misallocate resources, it misdiagnoses the system.</w:t>
       </w:r>
     </w:p>
     <w:p>
@@ -5273,13 +5294,13 @@
         <w:pStyle w:val="BodyText"/>
       </w:pPr>
       <w:r>
-        <w:t xml:space="preserve">Kirsch, D. (2026a).</w:t>
-      </w:r>
-      <w:r>
-        <w:t xml:space="preserve"> </w:t>
-      </w:r>
-      <w:r>
-        <w:t xml:space="preserve">Multiplicative composition of independent dimensions in emergent systems.</w:t>
+        <w:t xml:space="preserve">Kirsch, D. E. (2026a).</w:t>
+      </w:r>
+      <w:r>
+        <w:t xml:space="preserve"> </w:t>
+      </w:r>
+      <w:r>
+        <w:t xml:space="preserve">Axiomatic characterization of multiplicative aggregation: On zero-collapse and the O-Ring inversion.</w:t>
       </w:r>
       <w:r>
         <w:t xml:space="preserve"> </w:t>
@@ -5307,7 +5328,7 @@
         <w:pStyle w:val="BodyText"/>
       </w:pPr>
       <w:r>
-        <w:t xml:space="preserve">Kirsch, D. (2026b).</w:t>
+        <w:t xml:space="preserve">Kirsch, D. E. (2026b).</w:t>
       </w:r>
       <w:r>
         <w:t xml:space="preserve"> </w:t>
@@ -5475,6 +5496,27 @@
       </w:r>
       <w:r>
         <w:t xml:space="preserve">, 110(10), 1605–1614.</w:t>
+      </w:r>
+    </w:p>
+    <w:p>
+      <w:pPr>
+        <w:pStyle w:val="BodyText"/>
+      </w:pPr>
+      <w:r>
+        <w:t xml:space="preserve">Kirsch, D. E. (2026). The additive audit: Systematic measurement error from additive aggregation of non-substitutable dimensions.</w:t>
+      </w:r>
+      <w:r>
+        <w:t xml:space="preserve"> </w:t>
+      </w:r>
+      <w:r>
+        <w:rPr>
+          <w:i/>
+          <w:iCs/>
+        </w:rPr>
+        <w:t xml:space="preserve">Working paper</w:t>
+      </w:r>
+      <w:r>
+        <w:t xml:space="preserve">.</w:t>
       </w:r>
     </w:p>
     <w:bookmarkEnd w:id="45"/>
